--- a/files/senior-math/proofs/高中_常見級數判別法證明.docx
+++ b/files/senior-math/proofs/高中_常見級數判別法證明.docx
@@ -70,7 +70,117 @@
           <w:rFonts w:ascii="Microsoft JhengHei" w:hAnsi="Microsoft JhengHei" w:eastAsia="Microsoft JhengHei"/>
           <w:sz w:val="22"/>
         </w:rPr>
-        <w:t>比較判別：若 0≤aₙ≤bₙ 且 Σbₙ 收斂，部分和 Sₙ 單調遞增且有上界，故收斂。比值判別：若 limsup |aₙ₊₁／aₙ|=L&lt;1，選 q 使 L&lt;q&lt;1；充分大時 |aₙ₊₁|≤q|aₙ|，尾項受幾何級數控制。交錯判別：若 bₙ遞減至 0，交錯部分和的偶數子列遞增、奇數子列遞減，且兩者差 bₙ→0，故有共同極限。</w:t>
+        <w:t>比較判別：若 0≤aₙ≤bₙ 且 Σbₙ 收斂，部分和 Sₙ 單調遞增且有上界，故收斂。</w:t>
+      </w:r>
+    </w:p>
+    <w:p>
+      <w:r>
+        <w:rPr>
+          <w:rFonts w:ascii="Microsoft JhengHei" w:hAnsi="Microsoft JhengHei" w:eastAsia="Microsoft JhengHei"/>
+          <w:sz w:val="22"/>
+        </w:rPr>
+        <w:t>比值判別假設 aₙ 最終非零，令 rₙ=</w:t>
+      </w:r>
+      <m:oMath>
+        <m:f>
+          <m:fPr>
+            <m:type m:val="bar"/>
+          </m:fPr>
+          <m:num>
+            <m:d>
+              <m:dPr>
+                <m:begChr m:val="|"/>
+                <m:endChr m:val="|"/>
+              </m:dPr>
+              <m:e>
+                <m:sSub>
+                  <m:e>
+                    <m:r>
+                      <m:rPr/>
+                      <w:rPr>
+                        <w:rFonts w:ascii="Cambria Math" w:hAnsi="Cambria Math"/>
+                      </w:rPr>
+                      <m:t>a</m:t>
+                    </m:r>
+                  </m:e>
+                  <m:sub>
+                    <m:r>
+                      <m:rPr/>
+                      <w:rPr>
+                        <w:rFonts w:ascii="Cambria Math" w:hAnsi="Cambria Math"/>
+                      </w:rPr>
+                      <m:t>n</m:t>
+                    </m:r>
+                    <m:r>
+                      <m:rPr>
+                        <m:nor m:val="1"/>
+                      </m:rPr>
+                      <w:rPr>
+                        <w:rFonts w:ascii="Cambria Math" w:hAnsi="Cambria Math"/>
+                      </w:rPr>
+                      <m:t>+</m:t>
+                    </m:r>
+                    <m:r>
+                      <m:rPr>
+                        <m:nor m:val="1"/>
+                      </m:rPr>
+                      <w:rPr>
+                        <w:rFonts w:ascii="Cambria Math" w:hAnsi="Cambria Math"/>
+                      </w:rPr>
+                      <m:t>1</m:t>
+                    </m:r>
+                  </m:sub>
+                </m:sSub>
+              </m:e>
+            </m:d>
+          </m:num>
+          <m:den>
+            <m:d>
+              <m:dPr>
+                <m:begChr m:val="|"/>
+                <m:endChr m:val="|"/>
+              </m:dPr>
+              <m:e>
+                <m:sSub>
+                  <m:e>
+                    <m:r>
+                      <m:rPr/>
+                      <w:rPr>
+                        <w:rFonts w:ascii="Cambria Math" w:hAnsi="Cambria Math"/>
+                      </w:rPr>
+                      <m:t>a</m:t>
+                    </m:r>
+                  </m:e>
+                  <m:sub>
+                    <m:r>
+                      <m:rPr/>
+                      <w:rPr>
+                        <w:rFonts w:ascii="Cambria Math" w:hAnsi="Cambria Math"/>
+                      </w:rPr>
+                      <m:t>n</m:t>
+                    </m:r>
+                  </m:sub>
+                </m:sSub>
+              </m:e>
+            </m:d>
+          </m:den>
+        </m:f>
+      </m:oMath>
+      <w:r>
+        <w:rPr>
+          <w:rFonts w:ascii="Microsoft JhengHei" w:hAnsi="Microsoft JhengHei" w:eastAsia="Microsoft JhengHei"/>
+          <w:sz w:val="22"/>
+        </w:rPr>
+        <w:t>。若 limsup rₙ&lt;1，選 limsup rₙ&lt;q&lt;1；充分大時 ∣aₙ₊₁∣≤q∣aₙ∣，尾項受收斂的幾何級數控制。若 liminf rₙ&gt;1，選 1&lt;q&lt;liminf rₙ；充分大時 ∣aₙ₊₁∣≥q∣aₙ∣，故項不趨零，級數發散。</w:t>
+      </w:r>
+    </w:p>
+    <w:p>
+      <w:r>
+        <w:rPr>
+          <w:rFonts w:ascii="Microsoft JhengHei" w:hAnsi="Microsoft JhengHei" w:eastAsia="Microsoft JhengHei"/>
+          <w:sz w:val="22"/>
+        </w:rPr>
+        <w:t>交錯判別：若 bₙ≥0 且遞減至 0，Σ(−1)ⁿ⁻¹bₙ 的偶數部分和遞增、奇數部分和遞減，彼此夾住，且相鄰差趨零，因此有共同極限。</w:t>
       </w:r>
     </w:p>
     <w:p>
@@ -104,7 +214,7 @@
           <w:rFonts w:ascii="Microsoft JhengHei" w:hAnsi="Microsoft JhengHei" w:eastAsia="Microsoft JhengHei"/>
           <w:sz w:val="22"/>
         </w:rPr>
-        <w:t>limsup {{|aₙ₊₁|aₙ}}&lt;1 ⇒ Σaₙ 絕對收斂。</w:t>
+        <w:t>limsup rₙ&lt;1 ⇒ 絕對收斂；liminf rₙ&gt;1 ⇒ 發散。</w:t>
       </w:r>
     </w:p>
     <w:p>
@@ -117,7 +227,7 @@
           <w:rFonts w:ascii="Microsoft JhengHei" w:hAnsi="Microsoft JhengHei" w:eastAsia="Microsoft JhengHei"/>
           <w:sz w:val="22"/>
         </w:rPr>
-        <w:t>Σ(−1)ⁿ⁻¹bₙ 的餘項絕對值 ≤ 下一項。</w:t>
+        <w:t>交錯級數餘項：∣Rₙ∣≤bₙ₊₁。</w:t>
       </w:r>
     </w:p>
     <w:p>
@@ -134,7 +244,43 @@
           <w:rFonts w:ascii="Microsoft JhengHei" w:hAnsi="Microsoft JhengHei" w:eastAsia="Microsoft JhengHei"/>
           <w:sz w:val="22"/>
         </w:rPr>
-        <w:t>比值判別 L&gt;1 時項不趨零而發散；L=1 無法判定。交錯判別需 bₙ 最終單調下降且趨零。積分判別另需正、連續、遞減函數等前提。</w:t>
+        <w:t xml:space="preserve">僅有 limsup rₙ&gt;1 不能判定發散。例如 a₂ₖ=4⁻ᵏ、a₂ₖ₊₁=2·4⁻ᵏ（k≥0），比值交替為 2 與 </w:t>
+      </w:r>
+      <m:oMath>
+        <m:f>
+          <m:fPr>
+            <m:type m:val="bar"/>
+          </m:fPr>
+          <m:num>
+            <m:r>
+              <m:rPr>
+                <m:nor m:val="1"/>
+              </m:rPr>
+              <w:rPr>
+                <w:rFonts w:ascii="Cambria Math" w:hAnsi="Cambria Math"/>
+              </w:rPr>
+              <m:t>1</m:t>
+            </m:r>
+          </m:num>
+          <m:den>
+            <m:r>
+              <m:rPr>
+                <m:nor m:val="1"/>
+              </m:rPr>
+              <w:rPr>
+                <w:rFonts w:ascii="Cambria Math" w:hAnsi="Cambria Math"/>
+              </w:rPr>
+              <m:t>8</m:t>
+            </m:r>
+          </m:den>
+        </m:f>
+      </m:oMath>
+      <w:r>
+        <w:rPr>
+          <w:rFonts w:ascii="Microsoft JhengHei" w:hAnsi="Microsoft JhengHei" w:eastAsia="Microsoft JhengHei"/>
+          <w:sz w:val="22"/>
+        </w:rPr>
+        <w:t>，但 Σₙ₌₀∞aₙ=4。若比值極限 ℓ 存在，ℓ&lt;1 時絕對收斂、ℓ&gt;1 時發散、ℓ=1 時無法判定。交錯判別可容許最終單調；若 aₙ 最終皆為零則直接收斂。</w:t>
       </w:r>
     </w:p>
     <w:sectPr>
